--- a/docs/local/DOCX/_5eS1-S1-1.docx
+++ b/docs/local/DOCX/_5eS1-S1-1.docx
@@ -17,14 +17,14 @@
         <w:tblLook w:val="04A0" w:firstRow="1" w:lastRow="0" w:firstColumn="1" w:lastColumn="0" w:noHBand="0" w:noVBand="1"/>
       </w:tblPr>
       <w:tblGrid>
-        <w:gridCol w:w="3625"/>
-        <w:gridCol w:w="3458"/>
+        <w:gridCol w:w="3114"/>
+        <w:gridCol w:w="3969"/>
         <w:gridCol w:w="3707"/>
       </w:tblGrid>
       <w:tr>
         <w:tc>
           <w:tcPr>
-            <w:tcW w:w="3625" w:type="dxa"/>
+            <w:tcW w:w="3114" w:type="dxa"/>
           </w:tcPr>
           <w:p>
             <w:pPr>
@@ -40,16 +40,16 @@
                 <w:color w:val="000000" w:themeColor="text1"/>
               </w:rPr>
               <w:drawing>
-                <wp:anchor distT="0" distB="0" distL="114300" distR="114300" simplePos="0" relativeHeight="251659264" behindDoc="0" locked="0" layoutInCell="1" allowOverlap="1" wp14:anchorId="43D423C0" wp14:editId="440B58DE">
+                <wp:anchor distT="0" distB="0" distL="114300" distR="114300" simplePos="0" relativeHeight="251659264" behindDoc="0" locked="0" layoutInCell="1" allowOverlap="1" wp14:anchorId="43D423C0" wp14:editId="031DC831">
                   <wp:simplePos x="0" y="0"/>
                   <wp:positionH relativeFrom="column">
-                    <wp:posOffset>158750</wp:posOffset>
+                    <wp:posOffset>133143</wp:posOffset>
                   </wp:positionH>
                   <wp:positionV relativeFrom="margin">
-                    <wp:posOffset>54640</wp:posOffset>
+                    <wp:posOffset>21590</wp:posOffset>
                   </wp:positionV>
-                  <wp:extent cx="1833880" cy="1040130"/>
-                  <wp:effectExtent l="0" t="0" r="0" b="1270"/>
+                  <wp:extent cx="1606550" cy="842645"/>
+                  <wp:effectExtent l="0" t="0" r="6350" b="0"/>
                   <wp:wrapSquare wrapText="bothSides"/>
                   <wp:docPr id="905082273" name="Image 1"/>
                   <wp:cNvGraphicFramePr>
@@ -76,7 +76,7 @@
                         <pic:spPr bwMode="auto">
                           <a:xfrm>
                             <a:off x="0" y="0"/>
-                            <a:ext cx="1833880" cy="1040130"/>
+                            <a:ext cx="1606550" cy="842645"/>
                           </a:xfrm>
                           <a:prstGeom prst="rect">
                             <a:avLst/>
@@ -181,7 +181,7 @@
         </w:tc>
         <w:tc>
           <w:tcPr>
-            <w:tcW w:w="3458" w:type="dxa"/>
+            <w:tcW w:w="3969" w:type="dxa"/>
           </w:tcPr>
           <w:p>
             <w:pPr>
@@ -192,7 +192,6 @@
           </w:p>
           <w:p>
             <w:pPr>
-              <w:spacing w:line="276" w:lineRule="auto"/>
               <w:rPr>
                 <w:rFonts w:ascii="Aptos" w:hAnsi="Aptos"/>
               </w:rPr>
@@ -220,7 +219,6 @@
           </w:p>
           <w:p>
             <w:pPr>
-              <w:spacing w:line="600" w:lineRule="auto"/>
               <w:rPr>
                 <w:rFonts w:ascii="Aptos" w:hAnsi="Aptos"/>
               </w:rPr>
@@ -246,24 +244,10 @@
           </w:tcPr>
           <w:p>
             <w:pPr>
+              <w:spacing w:line="360" w:lineRule="auto"/>
               <w:rPr>
                 <w:rFonts w:ascii="Aptos" w:hAnsi="Aptos"/>
                 <w:szCs w:val="22"/>
-              </w:rPr>
-            </w:pPr>
-          </w:p>
-          <w:p>
-            <w:pPr>
-              <w:spacing w:line="360" w:lineRule="auto"/>
-              <w:rPr>
-                <w:rFonts w:ascii="Aptos" w:hAnsi="Aptos"/>
-              </w:rPr>
-            </w:pPr>
-          </w:p>
-          <w:p>
-            <w:pPr>
-              <w:rPr>
-                <w:rFonts w:ascii="Aptos" w:hAnsi="Aptos"/>
               </w:rPr>
             </w:pPr>
           </w:p>
@@ -275,8 +259,8 @@
                 <w:rFonts w:ascii="Amasis MT Pro Light" w:hAnsi="Amasis MT Pro Light"/>
                 <w:i/>
                 <w:iCs/>
-                <w:sz w:val="28"/>
-                <w:szCs w:val="32"/>
+                <w:sz w:val="40"/>
+                <w:szCs w:val="44"/>
               </w:rPr>
             </w:pPr>
             <w:r>
@@ -284,8 +268,8 @@
                 <w:rFonts w:ascii="Amasis MT Pro Light" w:hAnsi="Amasis MT Pro Light"/>
                 <w:i/>
                 <w:iCs/>
-                <w:sz w:val="28"/>
-                <w:szCs w:val="32"/>
+                <w:sz w:val="40"/>
+                <w:szCs w:val="44"/>
               </w:rPr>
               <w:t>SPC</w:t>
             </w:r>
@@ -332,7 +316,66 @@
     </w:tbl>
     <w:p>
       <w:pPr>
-        <w:spacing w:after="0" w:line="240" w:lineRule="auto"/>
+        <w:spacing w:after="0" w:line="276" w:lineRule="auto"/>
+        <w:rPr>
+          <w:rFonts w:ascii="Aptos" w:hAnsi="Aptos"/>
+        </w:rPr>
+      </w:pPr>
+    </w:p>
+    <w:tbl>
+      <w:tblPr>
+        <w:tblStyle w:val="Grilledutableau"/>
+        <w:tblW w:w="0" w:type="auto"/>
+        <w:tblLook w:val="04A0" w:firstRow="1" w:lastRow="0" w:firstColumn="1" w:lastColumn="0" w:noHBand="0" w:noVBand="1"/>
+      </w:tblPr>
+      <w:tblGrid>
+        <w:gridCol w:w="10790"/>
+      </w:tblGrid>
+      <w:tr>
+        <w:tc>
+          <w:tcPr>
+            <w:tcW w:w="10790" w:type="dxa"/>
+            <w:shd w:val="clear" w:color="auto" w:fill="D9F2D0" w:themeFill="accent6" w:themeFillTint="33"/>
+          </w:tcPr>
+          <w:p>
+            <w:pPr>
+              <w:jc w:val="both"/>
+              <w:rPr>
+                <w:rFonts w:ascii="Aptos" w:hAnsi="Aptos"/>
+              </w:rPr>
+            </w:pPr>
+            <w:r>
+              <w:rPr>
+                <w:rFonts w:ascii="Aptos" w:hAnsi="Aptos"/>
+                <w:u w:val="single"/>
+              </w:rPr>
+              <w:t>Objectif</w:t>
+            </w:r>
+            <w:r>
+              <w:rPr>
+                <w:rFonts w:ascii="Aptos" w:hAnsi="Aptos"/>
+              </w:rPr>
+              <w:t> </w:t>
+            </w:r>
+            <w:r>
+              <w:rPr>
+                <w:rFonts w:ascii="Aptos" w:hAnsi="Aptos"/>
+              </w:rPr>
+              <w:t>Identifier les différents usages de l'énergie dans la vie quotidienne, et comprendre qu'un appareil a besoin d'énergie pour produire un effet</w:t>
+            </w:r>
+            <w:r>
+              <w:rPr>
+                <w:rFonts w:ascii="Aptos" w:hAnsi="Aptos"/>
+              </w:rPr>
+              <w:t>.</w:t>
+            </w:r>
+          </w:p>
+        </w:tc>
+      </w:tr>
+    </w:tbl>
+    <w:p>
+      <w:pPr>
+        <w:spacing w:after="0" w:line="276" w:lineRule="auto"/>
         <w:rPr>
           <w:rFonts w:ascii="Aptos" w:hAnsi="Aptos"/>
         </w:rPr>
@@ -354,12 +397,12 @@
           <w:sz w:val="28"/>
           <w:szCs w:val="32"/>
         </w:rPr>
-        <w:t xml:space="preserve">      L'énergie, à quoi ça sert ?</w:t>
+        <w:t>L'énergie, à quoi ça sert ?</w:t>
       </w:r>
     </w:p>
     <w:p>
       <w:pPr>
-        <w:spacing w:after="0" w:line="240" w:lineRule="auto"/>
+        <w:spacing w:after="0" w:line="276" w:lineRule="auto"/>
         <w:jc w:val="center"/>
         <w:rPr>
           <w:rFonts w:ascii="Aptos" w:hAnsi="Aptos"/>
@@ -386,10 +429,7 @@
               <w:t xml:space="preserve">I. </w:t>
             </w:r>
             <w:r>
-              <w:t>L'énergie dans ma maison</w:t>
-            </w:r>
-            <w:r>
-              <w:t>.</w:t>
+              <w:t>L'énergie dans ma maison.</w:t>
             </w:r>
           </w:p>
         </w:tc>
@@ -427,24 +467,20 @@
               <w:jc w:val="both"/>
             </w:pPr>
             <w:r>
-              <w:t>Fais la liste des objets de ta maison qui ont besoin d'énergie pour fonctionner, et indique pour chacun d'où vient cette énergie.</w:t>
-            </w:r>
-            <w:r>
-              <w:t xml:space="preserve"> </w:t>
+              <w:t>Fais la liste de</w:t>
+            </w:r>
+            <w:r>
+              <w:t xml:space="preserve"> sept</w:t>
+            </w:r>
+            <w:r>
+              <w:t xml:space="preserve"> objets de ta maison qui ont besoin d'énergie pour fonctionner, et indique pour chacun d'où vient cette énergie. </w:t>
             </w:r>
             <w:r>
               <w:rPr>
                 <w:i/>
                 <w:iCs/>
               </w:rPr>
-              <w:t>Matériel à disposition : post-it</w:t>
-            </w:r>
-            <w:r>
-              <w:rPr>
-                <w:i/>
-                <w:iCs/>
-              </w:rPr>
-              <w:t>.</w:t>
+              <w:t>Matériel à disposition : post-it.</w:t>
             </w:r>
           </w:p>
         </w:tc>
@@ -529,7 +565,11 @@
         </w:tc>
       </w:tr>
     </w:tbl>
-    <w:p/>
+    <w:p>
+      <w:pPr>
+        <w:spacing w:line="240" w:lineRule="auto"/>
+      </w:pPr>
+    </w:p>
     <w:tbl>
       <w:tblPr>
         <w:tblStyle w:val="Grilledutableau"/>
@@ -554,7 +594,7 @@
               <w:jc w:val="both"/>
             </w:pPr>
             <w:r>
-              <w:t>Mets-toi en groupe de deux ou trois et mets ta liste en commun avec celles des autres. Regroupez ensuite les appareils comme vous le souhaitez, selon les ressemblances que vous voyez entre eux. Donnez un nom à chaque groupe que vous formez.</w:t>
+              <w:t>Mets-toi en groupe de deux ou trois et mets ta liste en commun avec celles des autres. Classez ensuite les appareils d'après ce qu'ils permettent de faire : à quoi sert chacun d'eux ? Regroupez ceux qui rendent le même type de service et donnez un nom à chaque groupe.</w:t>
             </w:r>
             <w:r>
               <w:t xml:space="preserve"> </w:t>
@@ -564,14 +604,7 @@
                 <w:i/>
                 <w:iCs/>
               </w:rPr>
-              <w:t>Matériel à disposition : feuilles A3</w:t>
-            </w:r>
-            <w:r>
-              <w:rPr>
-                <w:i/>
-                <w:iCs/>
-              </w:rPr>
-              <w:t>.</w:t>
+              <w:t>Matériel à disposition : feuilles A3.</w:t>
             </w:r>
           </w:p>
         </w:tc>
@@ -581,46 +614,16 @@
           <w:tcPr>
             <w:tcW w:w="10790" w:type="dxa"/>
           </w:tcPr>
-          <w:p>
-            <w:pPr>
-              <w:spacing w:line="360" w:lineRule="auto"/>
-            </w:pPr>
-          </w:p>
-          <w:p>
-            <w:pPr>
-              <w:spacing w:line="360" w:lineRule="auto"/>
-            </w:pPr>
-          </w:p>
-          <w:p>
-            <w:pPr>
-              <w:spacing w:line="360" w:lineRule="auto"/>
-            </w:pPr>
-          </w:p>
-          <w:p>
-            <w:pPr>
-              <w:spacing w:line="360" w:lineRule="auto"/>
-            </w:pPr>
-          </w:p>
-          <w:p>
-            <w:pPr>
-              <w:spacing w:line="360" w:lineRule="auto"/>
-            </w:pPr>
-          </w:p>
-          <w:p>
-            <w:pPr>
-              <w:spacing w:line="360" w:lineRule="auto"/>
-            </w:pPr>
-          </w:p>
-          <w:p>
-            <w:pPr>
-              <w:spacing w:line="360" w:lineRule="auto"/>
-            </w:pPr>
-          </w:p>
-          <w:p>
-            <w:pPr>
-              <w:spacing w:line="360" w:lineRule="auto"/>
-            </w:pPr>
-          </w:p>
+          <w:p/>
+          <w:p/>
+          <w:p/>
+          <w:p/>
+          <w:p/>
+          <w:p/>
+          <w:p/>
+          <w:p/>
+          <w:p/>
+          <w:p/>
           <w:p>
             <w:pPr>
               <w:spacing w:line="360" w:lineRule="auto"/>
